--- a/10-应急管理/流程制度规范类文件/100101-组织级应急管理制度.docx
+++ b/10-应急管理/流程制度规范类文件/100101-组织级应急管理制度.docx
@@ -1392,91 +1392,15 @@
         </w:p>
         <w:p>
           <w:pPr>
-            <w:pStyle w:val="16"/>
-            <w:tabs>
-              <w:tab w:val="right" w:leader="dot" w:pos="8306"/>
-            </w:tabs>
+            <w:spacing w:before="0" w:beforeLines="0" w:after="0" w:afterLines="0" w:line="240" w:lineRule="auto"/>
+            <w:ind w:left="0" w:leftChars="0" w:right="0" w:rightChars="0" w:firstLine="0" w:firstLineChars="0"/>
+            <w:jc w:val="center"/>
+            <w:rPr>
+              <w:rFonts w:hint="eastAsia" w:ascii="宋体" w:hAnsi="宋体" w:eastAsia="宋体" w:cs="宋体"/>
+              <w:sz w:val="24"/>
+              <w:szCs w:val="24"/>
+            </w:rPr>
           </w:pPr>
-          <w:r>
-            <w:rPr>
-              <w:rFonts w:hint="eastAsia" w:ascii="宋体" w:hAnsi="宋体" w:eastAsia="宋体" w:cs="宋体"/>
-              <w:sz w:val="24"/>
-              <w:szCs w:val="24"/>
-            </w:rPr>
-            <w:fldChar w:fldCharType="begin"/>
-          </w:r>
-          <w:r>
-            <w:rPr>
-              <w:rFonts w:hint="eastAsia" w:ascii="宋体" w:hAnsi="宋体" w:eastAsia="宋体" w:cs="宋体"/>
-              <w:sz w:val="24"/>
-              <w:szCs w:val="24"/>
-            </w:rPr>
-            <w:instrText xml:space="preserve">TOC \o "1-3" \h \u </w:instrText>
-          </w:r>
-          <w:r>
-            <w:rPr>
-              <w:rFonts w:hint="eastAsia" w:ascii="宋体" w:hAnsi="宋体" w:eastAsia="宋体" w:cs="宋体"/>
-              <w:sz w:val="24"/>
-              <w:szCs w:val="24"/>
-            </w:rPr>
-            <w:fldChar w:fldCharType="separate"/>
-          </w:r>
-          <w:r>
-            <w:rPr>
-              <w:rFonts w:hint="eastAsia" w:ascii="宋体" w:hAnsi="宋体" w:eastAsia="宋体" w:cs="宋体"/>
-              <w:szCs w:val="24"/>
-            </w:rPr>
-            <w:fldChar w:fldCharType="begin"/>
-          </w:r>
-          <w:r>
-            <w:rPr>
-              <w:rFonts w:hint="eastAsia" w:ascii="宋体" w:hAnsi="宋体" w:eastAsia="宋体" w:cs="宋体"/>
-              <w:szCs w:val="24"/>
-            </w:rPr>
-            <w:instrText xml:space="preserve"> HYPERLINK \l _Toc20834 </w:instrText>
-          </w:r>
-          <w:r>
-            <w:rPr>
-              <w:rFonts w:hint="eastAsia" w:ascii="宋体" w:hAnsi="宋体" w:eastAsia="宋体" w:cs="宋体"/>
-              <w:szCs w:val="24"/>
-            </w:rPr>
-            <w:fldChar w:fldCharType="separate"/>
-          </w:r>
-          <w:r>
-            <w:rPr>
-              <w:rFonts w:hint="eastAsia"/>
-              <w:lang w:val="en-US" w:eastAsia="zh-CN"/>
-            </w:rPr>
-            <w:t>万洲奇智（青岛）信息科技有限</w:t>
-          </w:r>
-          <w:r>
-            <w:t>公司</w:t>
-          </w:r>
-          <w:r>
-            <w:tab/>
-          </w:r>
-          <w:r>
-            <w:fldChar w:fldCharType="begin"/>
-          </w:r>
-          <w:r>
-            <w:instrText xml:space="preserve"> PAGEREF _Toc20834 \h </w:instrText>
-          </w:r>
-          <w:r>
-            <w:fldChar w:fldCharType="separate"/>
-          </w:r>
-          <w:r>
-            <w:t>1</w:t>
-          </w:r>
-          <w:r>
-            <w:fldChar w:fldCharType="end"/>
-          </w:r>
-          <w:r>
-            <w:rPr>
-              <w:rFonts w:hint="eastAsia" w:ascii="宋体" w:hAnsi="宋体" w:eastAsia="宋体" w:cs="宋体"/>
-              <w:szCs w:val="24"/>
-            </w:rPr>
-            <w:fldChar w:fldCharType="end"/>
-          </w:r>
         </w:p>
         <w:p>
           <w:pPr>
@@ -1488,6 +1412,7 @@
           <w:r>
             <w:rPr>
               <w:rFonts w:hint="eastAsia" w:ascii="宋体" w:hAnsi="宋体" w:eastAsia="宋体" w:cs="宋体"/>
+              <w:sz w:val="24"/>
               <w:szCs w:val="24"/>
             </w:rPr>
             <w:fldChar w:fldCharType="begin"/>
@@ -1495,9 +1420,32 @@
           <w:r>
             <w:rPr>
               <w:rFonts w:hint="eastAsia" w:ascii="宋体" w:hAnsi="宋体" w:eastAsia="宋体" w:cs="宋体"/>
-              <w:szCs w:val="24"/>
-            </w:rPr>
-            <w:instrText xml:space="preserve"> HYPERLINK \l _Toc797 </w:instrText>
+              <w:sz w:val="24"/>
+              <w:szCs w:val="24"/>
+            </w:rPr>
+            <w:instrText xml:space="preserve">TOC \o "1-3" \h \u </w:instrText>
+          </w:r>
+          <w:r>
+            <w:rPr>
+              <w:rFonts w:hint="eastAsia" w:ascii="宋体" w:hAnsi="宋体" w:eastAsia="宋体" w:cs="宋体"/>
+              <w:sz w:val="24"/>
+              <w:szCs w:val="24"/>
+            </w:rPr>
+            <w:fldChar w:fldCharType="separate"/>
+          </w:r>
+          <w:r>
+            <w:rPr>
+              <w:rFonts w:hint="eastAsia" w:ascii="宋体" w:hAnsi="宋体" w:eastAsia="宋体" w:cs="宋体"/>
+              <w:szCs w:val="24"/>
+            </w:rPr>
+            <w:fldChar w:fldCharType="begin"/>
+          </w:r>
+          <w:r>
+            <w:rPr>
+              <w:rFonts w:hint="eastAsia" w:ascii="宋体" w:hAnsi="宋体" w:eastAsia="宋体" w:cs="宋体"/>
+              <w:szCs w:val="24"/>
+            </w:rPr>
+            <w:instrText xml:space="preserve"> HYPERLINK \l _Toc20834 </w:instrText>
           </w:r>
           <w:r>
             <w:rPr>
@@ -1511,7 +1459,10 @@
               <w:rFonts w:hint="eastAsia"/>
               <w:lang w:val="en-US" w:eastAsia="zh-CN"/>
             </w:rPr>
-            <w:t>组织级应急管理制度</w:t>
+            <w:t>万洲奇智（青岛）信息科技有限</w:t>
+          </w:r>
+          <w:r>
+            <w:t>公司</w:t>
           </w:r>
           <w:r>
             <w:tab/>
@@ -1520,7 +1471,7 @@
             <w:fldChar w:fldCharType="begin"/>
           </w:r>
           <w:r>
-            <w:instrText xml:space="preserve"> PAGEREF _Toc797 \h </w:instrText>
+            <w:instrText xml:space="preserve"> PAGEREF _Toc20834 \h </w:instrText>
           </w:r>
           <w:r>
             <w:fldChar w:fldCharType="separate"/>
@@ -1558,7 +1509,7 @@
               <w:rFonts w:hint="eastAsia" w:ascii="宋体" w:hAnsi="宋体" w:eastAsia="宋体" w:cs="宋体"/>
               <w:szCs w:val="24"/>
             </w:rPr>
-            <w:instrText xml:space="preserve"> HYPERLINK \l _Toc7543 </w:instrText>
+            <w:instrText xml:space="preserve"> HYPERLINK \l _Toc797 </w:instrText>
           </w:r>
           <w:r>
             <w:rPr>
@@ -1569,12 +1520,10 @@
           </w:r>
           <w:r>
             <w:rPr>
-              <w:rFonts w:hint="default"/>
-            </w:rPr>
-            <w:t xml:space="preserve">1. </w:t>
-          </w:r>
-          <w:r>
-            <w:t>目的</w:t>
+              <w:rFonts w:hint="eastAsia"/>
+              <w:lang w:val="en-US" w:eastAsia="zh-CN"/>
+            </w:rPr>
+            <w:t>组织级应急管理制度</w:t>
           </w:r>
           <w:r>
             <w:tab/>
@@ -1583,13 +1532,13 @@
             <w:fldChar w:fldCharType="begin"/>
           </w:r>
           <w:r>
-            <w:instrText xml:space="preserve"> PAGEREF _Toc7543 \h </w:instrText>
+            <w:instrText xml:space="preserve"> PAGEREF _Toc797 \h </w:instrText>
           </w:r>
           <w:r>
             <w:fldChar w:fldCharType="separate"/>
           </w:r>
           <w:r>
-            <w:t>4</w:t>
+            <w:t>1</w:t>
           </w:r>
           <w:r>
             <w:fldChar w:fldCharType="end"/>
@@ -1621,7 +1570,7 @@
               <w:rFonts w:hint="eastAsia" w:ascii="宋体" w:hAnsi="宋体" w:eastAsia="宋体" w:cs="宋体"/>
               <w:szCs w:val="24"/>
             </w:rPr>
-            <w:instrText xml:space="preserve"> HYPERLINK \l _Toc13238 </w:instrText>
+            <w:instrText xml:space="preserve"> HYPERLINK \l _Toc7543 </w:instrText>
           </w:r>
           <w:r>
             <w:rPr>
@@ -1633,16 +1582,11 @@
           <w:r>
             <w:rPr>
               <w:rFonts w:hint="default"/>
-              <w:lang w:val="en-US" w:eastAsia="zh-CN"/>
-            </w:rPr>
-            <w:t xml:space="preserve">2. </w:t>
-          </w:r>
-          <w:r>
-            <w:rPr>
-              <w:rFonts w:hint="eastAsia"/>
-              <w:lang w:val="en-US" w:eastAsia="zh-CN"/>
-            </w:rPr>
-            <w:t>原则</w:t>
+            </w:rPr>
+            <w:t xml:space="preserve">1. </w:t>
+          </w:r>
+          <w:r>
+            <w:t>目的</w:t>
           </w:r>
           <w:r>
             <w:tab/>
@@ -1651,7 +1595,7 @@
             <w:fldChar w:fldCharType="begin"/>
           </w:r>
           <w:r>
-            <w:instrText xml:space="preserve"> PAGEREF _Toc13238 \h </w:instrText>
+            <w:instrText xml:space="preserve"> PAGEREF _Toc7543 \h </w:instrText>
           </w:r>
           <w:r>
             <w:fldChar w:fldCharType="separate"/>
@@ -1689,7 +1633,7 @@
               <w:rFonts w:hint="eastAsia" w:ascii="宋体" w:hAnsi="宋体" w:eastAsia="宋体" w:cs="宋体"/>
               <w:szCs w:val="24"/>
             </w:rPr>
-            <w:instrText xml:space="preserve"> HYPERLINK \l _Toc9543 </w:instrText>
+            <w:instrText xml:space="preserve"> HYPERLINK \l _Toc13238 </w:instrText>
           </w:r>
           <w:r>
             <w:rPr>
@@ -1701,18 +1645,16 @@
           <w:r>
             <w:rPr>
               <w:rFonts w:hint="default"/>
-            </w:rPr>
-            <w:t xml:space="preserve">3. </w:t>
+              <w:lang w:val="en-US" w:eastAsia="zh-CN"/>
+            </w:rPr>
+            <w:t xml:space="preserve">2. </w:t>
           </w:r>
           <w:r>
             <w:rPr>
               <w:rFonts w:hint="eastAsia"/>
               <w:lang w:val="en-US" w:eastAsia="zh-CN"/>
             </w:rPr>
-            <w:t>适用</w:t>
-          </w:r>
-          <w:r>
-            <w:t>范围</w:t>
+            <w:t>原则</w:t>
           </w:r>
           <w:r>
             <w:tab/>
@@ -1721,7 +1663,7 @@
             <w:fldChar w:fldCharType="begin"/>
           </w:r>
           <w:r>
-            <w:instrText xml:space="preserve"> PAGEREF _Toc9543 \h </w:instrText>
+            <w:instrText xml:space="preserve"> PAGEREF _Toc13238 \h </w:instrText>
           </w:r>
           <w:r>
             <w:fldChar w:fldCharType="separate"/>
@@ -1759,6 +1701,76 @@
               <w:rFonts w:hint="eastAsia" w:ascii="宋体" w:hAnsi="宋体" w:eastAsia="宋体" w:cs="宋体"/>
               <w:szCs w:val="24"/>
             </w:rPr>
+            <w:instrText xml:space="preserve"> HYPERLINK \l _Toc9543 </w:instrText>
+          </w:r>
+          <w:r>
+            <w:rPr>
+              <w:rFonts w:hint="eastAsia" w:ascii="宋体" w:hAnsi="宋体" w:eastAsia="宋体" w:cs="宋体"/>
+              <w:szCs w:val="24"/>
+            </w:rPr>
+            <w:fldChar w:fldCharType="separate"/>
+          </w:r>
+          <w:r>
+            <w:rPr>
+              <w:rFonts w:hint="default"/>
+            </w:rPr>
+            <w:t xml:space="preserve">3. </w:t>
+          </w:r>
+          <w:r>
+            <w:rPr>
+              <w:rFonts w:hint="eastAsia"/>
+              <w:lang w:val="en-US" w:eastAsia="zh-CN"/>
+            </w:rPr>
+            <w:t>适用</w:t>
+          </w:r>
+          <w:r>
+            <w:t>范围</w:t>
+          </w:r>
+          <w:r>
+            <w:tab/>
+          </w:r>
+          <w:r>
+            <w:fldChar w:fldCharType="begin"/>
+          </w:r>
+          <w:r>
+            <w:instrText xml:space="preserve"> PAGEREF _Toc9543 \h </w:instrText>
+          </w:r>
+          <w:r>
+            <w:fldChar w:fldCharType="separate"/>
+          </w:r>
+          <w:r>
+            <w:t>4</w:t>
+          </w:r>
+          <w:r>
+            <w:fldChar w:fldCharType="end"/>
+          </w:r>
+          <w:r>
+            <w:rPr>
+              <w:rFonts w:hint="eastAsia" w:ascii="宋体" w:hAnsi="宋体" w:eastAsia="宋体" w:cs="宋体"/>
+              <w:szCs w:val="24"/>
+            </w:rPr>
+            <w:fldChar w:fldCharType="end"/>
+          </w:r>
+        </w:p>
+        <w:p>
+          <w:pPr>
+            <w:pStyle w:val="16"/>
+            <w:tabs>
+              <w:tab w:val="right" w:leader="dot" w:pos="8306"/>
+            </w:tabs>
+          </w:pPr>
+          <w:r>
+            <w:rPr>
+              <w:rFonts w:hint="eastAsia" w:ascii="宋体" w:hAnsi="宋体" w:eastAsia="宋体" w:cs="宋体"/>
+              <w:szCs w:val="24"/>
+            </w:rPr>
+            <w:fldChar w:fldCharType="begin"/>
+          </w:r>
+          <w:r>
+            <w:rPr>
+              <w:rFonts w:hint="eastAsia" w:ascii="宋体" w:hAnsi="宋体" w:eastAsia="宋体" w:cs="宋体"/>
+              <w:szCs w:val="24"/>
+            </w:rPr>
             <w:instrText xml:space="preserve"> HYPERLINK \l _Toc18202 </w:instrText>
           </w:r>
           <w:r>
@@ -3260,8 +3272,6 @@
         </w:rPr>
         <w:t>等</w:t>
       </w:r>
-      <w:bookmarkStart w:id="35" w:name="_GoBack"/>
-      <w:bookmarkEnd w:id="35"/>
     </w:p>
     <w:p>
       <w:pPr>
@@ -4336,15 +4346,6 @@
     <w:p>
       <w:pPr>
         <w:pStyle w:val="29"/>
-        <w:rPr>
-          <w:rFonts w:hint="default"/>
-          <w:lang w:val="en-US" w:eastAsia="zh-CN"/>
-        </w:rPr>
-      </w:pPr>
-    </w:p>
-    <w:p>
-      <w:pPr>
-        <w:pStyle w:val="29"/>
         <w:jc w:val="center"/>
         <w:rPr>
           <w:rFonts w:hint="eastAsia" w:eastAsia="宋体"/>
@@ -4358,8 +4359,8 @@
         </w:rPr>
         <w:drawing>
           <wp:inline distT="0" distB="0" distL="114300" distR="114300">
-            <wp:extent cx="3876040" cy="4490720"/>
-            <wp:effectExtent l="0" t="0" r="10160" b="5080"/>
+            <wp:extent cx="3876040" cy="8341995"/>
+            <wp:effectExtent l="0" t="0" r="10160" b="1905"/>
             <wp:docPr id="1" name="图片 1" descr="deepseek_mermaid_20250907_738761"/>
             <wp:cNvGraphicFramePr>
               <a:graphicFrameLocks xmlns:a="http://schemas.openxmlformats.org/drawingml/2006/main" noChangeAspect="1"/>
@@ -4382,7 +4383,7 @@
                   <pic:spPr>
                     <a:xfrm>
                       <a:off x="0" y="0"/>
-                      <a:ext cx="3876040" cy="4490720"/>
+                      <a:ext cx="3876040" cy="8341995"/>
                     </a:xfrm>
                     <a:prstGeom prst="rect">
                       <a:avLst/>
@@ -5489,7 +5490,7 @@
       <w:tblPr>
         <w:tblStyle w:val="21"/>
         <w:tblW w:w="0" w:type="auto"/>
-        <w:tblInd w:w="0" w:type="dxa"/>
+        <w:jc w:val="center"/>
         <w:tblBorders>
           <w:top w:val="single" w:color="auto" w:sz="4" w:space="0"/>
           <w:left w:val="single" w:color="auto" w:sz="4" w:space="0"/>
@@ -5529,6 +5530,9 @@
             <w:right w:w="108" w:type="dxa"/>
           </w:tblCellMar>
         </w:tblPrEx>
+        <w:trPr>
+          <w:jc w:val="center"/>
+        </w:trPr>
         <w:tc>
           <w:tcPr>
             <w:tcW w:w="1720" w:type="dxa"/>
@@ -5669,6 +5673,7 @@
         </w:tblPrEx>
         <w:trPr>
           <w:trHeight w:val="710" w:hRule="atLeast"/>
+          <w:jc w:val="center"/>
         </w:trPr>
         <w:tc>
           <w:tcPr>
@@ -5802,6 +5807,7 @@
         </w:tblPrEx>
         <w:trPr>
           <w:trHeight w:val="285" w:hRule="atLeast"/>
+          <w:jc w:val="center"/>
         </w:trPr>
         <w:tc>
           <w:tcPr>
@@ -6083,6 +6089,8 @@
         <w:t>附件</w:t>
       </w:r>
       <w:bookmarkEnd w:id="33"/>
+      <w:bookmarkStart w:id="35" w:name="_GoBack"/>
+      <w:bookmarkEnd w:id="35"/>
     </w:p>
     <w:p>
       <w:pPr>
